--- a/fra/docx/005.content.docx
+++ b/fra/docx/005.content.docx
@@ -6542,66 +6542,48 @@
           <w:lang w:val="fr_FR" w:bidi="fr_FR"/>
         </w:rPr>
       </w:r>
-      <w:hyperlink r:id="rId13">
-        <w:r>
-          <w:rPr>
-            <w:lang w:val="fr_FR" w:bidi="fr_FR"/>
-          </w:rPr>
-          <w:rPr>
-            <w:color w:val="0000EE"/>
-            <w:u w:val="single"/>
-          </w:rPr>
-          <w:t>1 Chroniques 27.24</w:t>
-        </w:r>
-      </w:hyperlink>
-    </w:p>
-    <w:p>
-      <w:pPr>
-        <w:pStyle w:val="ListBullet"/>
-        <w:spacing w:line="240" w:lineRule="auto"/>
-        <w:ind w:left="720"/>
-      </w:pPr>
-      <w:r>
-        <w:rPr>
-          <w:lang w:val="fr_FR" w:bidi="fr_FR"/>
-        </w:rPr>
-      </w:r>
-      <w:hyperlink r:id="rId14">
-        <w:r>
-          <w:rPr>
-            <w:lang w:val="fr_FR" w:bidi="fr_FR"/>
-          </w:rPr>
-          <w:rPr>
-            <w:color w:val="0000EE"/>
-            <w:u w:val="single"/>
-          </w:rPr>
-          <w:t>2 Chroniques 33.19</w:t>
-        </w:r>
-      </w:hyperlink>
-    </w:p>
-    <w:p>
-      <w:pPr>
-        <w:pStyle w:val="ListBullet"/>
-        <w:spacing w:line="240" w:lineRule="auto"/>
-        <w:ind w:left="720"/>
-      </w:pPr>
-      <w:r>
-        <w:rPr>
-          <w:lang w:val="fr_FR" w:bidi="fr_FR"/>
-        </w:rPr>
-      </w:r>
-      <w:hyperlink r:id="rId15">
-        <w:r>
-          <w:rPr>
-            <w:lang w:val="fr_FR" w:bidi="fr_FR"/>
-          </w:rPr>
-          <w:rPr>
-            <w:color w:val="0000EE"/>
-            <w:u w:val="single"/>
-          </w:rPr>
-          <w:t>Esther 10.1–2</w:t>
-        </w:r>
-      </w:hyperlink>
+      <w:r>
+        <w:rPr>
+          <w:lang w:val="fr_FR" w:bidi="fr_FR"/>
+        </w:rPr>
+        <w:t>1 Chroniques 27.24</w:t>
+      </w:r>
+    </w:p>
+    <w:p>
+      <w:pPr>
+        <w:pStyle w:val="ListBullet"/>
+        <w:spacing w:line="240" w:lineRule="auto"/>
+        <w:ind w:left="720"/>
+      </w:pPr>
+      <w:r>
+        <w:rPr>
+          <w:lang w:val="fr_FR" w:bidi="fr_FR"/>
+        </w:rPr>
+      </w:r>
+      <w:r>
+        <w:rPr>
+          <w:lang w:val="fr_FR" w:bidi="fr_FR"/>
+        </w:rPr>
+        <w:t>2 Chroniques 33.19</w:t>
+      </w:r>
+    </w:p>
+    <w:p>
+      <w:pPr>
+        <w:pStyle w:val="ListBullet"/>
+        <w:spacing w:line="240" w:lineRule="auto"/>
+        <w:ind w:left="720"/>
+      </w:pPr>
+      <w:r>
+        <w:rPr>
+          <w:lang w:val="fr_FR" w:bidi="fr_FR"/>
+        </w:rPr>
+      </w:r>
+      <w:r>
+        <w:rPr>
+          <w:lang w:val="fr_FR" w:bidi="fr_FR"/>
+        </w:rPr>
+        <w:t>Esther 10.1–2</w:t>
+      </w:r>
     </w:p>
     <w:p>
       <w:pPr>
@@ -12031,162 +12013,120 @@
           <w:lang w:val="fr_FR" w:bidi="fr_FR"/>
         </w:rPr>
       </w:r>
-      <w:hyperlink r:id="rId16">
-        <w:r>
-          <w:rPr>
-            <w:lang w:val="fr_FR" w:bidi="fr_FR"/>
-          </w:rPr>
-          <w:rPr>
-            <w:color w:val="0000EE"/>
-            <w:u w:val="single"/>
-          </w:rPr>
-          <w:t>1 Chroniques 9.22–24</w:t>
-        </w:r>
-      </w:hyperlink>
-    </w:p>
-    <w:p>
-      <w:pPr>
-        <w:pStyle w:val="ListBullet"/>
-        <w:spacing w:line="240" w:lineRule="auto"/>
-        <w:ind w:left="720"/>
-      </w:pPr>
-      <w:r>
-        <w:rPr>
-          <w:lang w:val="fr_FR" w:bidi="fr_FR"/>
-        </w:rPr>
-      </w:r>
-      <w:hyperlink r:id="rId17">
-        <w:r>
-          <w:rPr>
-            <w:lang w:val="fr_FR" w:bidi="fr_FR"/>
-          </w:rPr>
-          <w:rPr>
-            <w:color w:val="0000EE"/>
-            <w:u w:val="single"/>
-          </w:rPr>
-          <w:t>1 Timothée 4.9</w:t>
-        </w:r>
-      </w:hyperlink>
-    </w:p>
-    <w:p>
-      <w:pPr>
-        <w:pStyle w:val="ListBullet"/>
-        <w:spacing w:line="240" w:lineRule="auto"/>
-        <w:ind w:left="720"/>
-      </w:pPr>
-      <w:r>
-        <w:rPr>
-          <w:lang w:val="fr_FR" w:bidi="fr_FR"/>
-        </w:rPr>
-      </w:r>
-      <w:hyperlink r:id="rId18">
-        <w:r>
-          <w:rPr>
-            <w:lang w:val="fr_FR" w:bidi="fr_FR"/>
-          </w:rPr>
-          <w:rPr>
-            <w:color w:val="0000EE"/>
-            <w:u w:val="single"/>
-          </w:rPr>
-          <w:t>Osée 10.12–13</w:t>
-        </w:r>
-      </w:hyperlink>
-    </w:p>
-    <w:p>
-      <w:pPr>
-        <w:pStyle w:val="ListBullet"/>
-        <w:spacing w:line="240" w:lineRule="auto"/>
-        <w:ind w:left="720"/>
-      </w:pPr>
-      <w:r>
-        <w:rPr>
-          <w:lang w:val="fr_FR" w:bidi="fr_FR"/>
-        </w:rPr>
-      </w:r>
-      <w:hyperlink r:id="rId19">
-        <w:r>
-          <w:rPr>
-            <w:lang w:val="fr_FR" w:bidi="fr_FR"/>
-          </w:rPr>
-          <w:rPr>
-            <w:color w:val="0000EE"/>
-            <w:u w:val="single"/>
-          </w:rPr>
-          <w:t>Ésaïe 31.1–2</w:t>
-        </w:r>
-      </w:hyperlink>
-    </w:p>
-    <w:p>
-      <w:pPr>
-        <w:pStyle w:val="ListBullet"/>
-        <w:spacing w:line="240" w:lineRule="auto"/>
-        <w:ind w:left="720"/>
-      </w:pPr>
-      <w:r>
-        <w:rPr>
-          <w:lang w:val="fr_FR" w:bidi="fr_FR"/>
-        </w:rPr>
-      </w:r>
-      <w:hyperlink r:id="rId20">
-        <w:r>
-          <w:rPr>
-            <w:lang w:val="fr_FR" w:bidi="fr_FR"/>
-          </w:rPr>
-          <w:rPr>
-            <w:color w:val="0000EE"/>
-            <w:u w:val="single"/>
-          </w:rPr>
-          <w:t>Néhémie 13.13</w:t>
-        </w:r>
-      </w:hyperlink>
-    </w:p>
-    <w:p>
-      <w:pPr>
-        <w:pStyle w:val="ListBullet"/>
-        <w:spacing w:line="240" w:lineRule="auto"/>
-        <w:ind w:left="720"/>
-      </w:pPr>
-      <w:r>
-        <w:rPr>
-          <w:lang w:val="fr_FR" w:bidi="fr_FR"/>
-        </w:rPr>
-      </w:r>
-      <w:hyperlink r:id="rId21">
-        <w:r>
-          <w:rPr>
-            <w:lang w:val="fr_FR" w:bidi="fr_FR"/>
-          </w:rPr>
-          <w:rPr>
-            <w:color w:val="0000EE"/>
-            <w:u w:val="single"/>
-          </w:rPr>
-          <w:t>Psaume 31.7</w:t>
-        </w:r>
-      </w:hyperlink>
-    </w:p>
-    <w:p>
-      <w:pPr>
-        <w:pStyle w:val="ListBullet"/>
-        <w:spacing w:line="240" w:lineRule="auto"/>
-        <w:ind w:left="720"/>
-      </w:pPr>
-      <w:r>
-        <w:rPr>
-          <w:lang w:val="fr_FR" w:bidi="fr_FR"/>
-        </w:rPr>
-      </w:r>
-      <w:hyperlink r:id="rId22">
-        <w:r>
-          <w:rPr>
-            <w:lang w:val="fr_FR" w:bidi="fr_FR"/>
-          </w:rPr>
-          <w:rPr>
-            <w:color w:val="0000EE"/>
-            <w:u w:val="single"/>
-          </w:rPr>
-          <w:t>Tite 3.8</w:t>
-        </w:r>
-      </w:hyperlink>
+      <w:r>
+        <w:rPr>
+          <w:lang w:val="fr_FR" w:bidi="fr_FR"/>
+        </w:rPr>
+        <w:t>1 Chroniques 9.22–24</w:t>
+      </w:r>
+    </w:p>
+    <w:p>
+      <w:pPr>
+        <w:pStyle w:val="ListBullet"/>
+        <w:spacing w:line="240" w:lineRule="auto"/>
+        <w:ind w:left="720"/>
+      </w:pPr>
+      <w:r>
+        <w:rPr>
+          <w:lang w:val="fr_FR" w:bidi="fr_FR"/>
+        </w:rPr>
+      </w:r>
+      <w:r>
+        <w:rPr>
+          <w:lang w:val="fr_FR" w:bidi="fr_FR"/>
+        </w:rPr>
+        <w:t>1 Timothée 4.9</w:t>
+      </w:r>
+    </w:p>
+    <w:p>
+      <w:pPr>
+        <w:pStyle w:val="ListBullet"/>
+        <w:spacing w:line="240" w:lineRule="auto"/>
+        <w:ind w:left="720"/>
+      </w:pPr>
+      <w:r>
+        <w:rPr>
+          <w:lang w:val="fr_FR" w:bidi="fr_FR"/>
+        </w:rPr>
+      </w:r>
+      <w:r>
+        <w:rPr>
+          <w:lang w:val="fr_FR" w:bidi="fr_FR"/>
+        </w:rPr>
+        <w:t>Osée 10.12–13</w:t>
+      </w:r>
+    </w:p>
+    <w:p>
+      <w:pPr>
+        <w:pStyle w:val="ListBullet"/>
+        <w:spacing w:line="240" w:lineRule="auto"/>
+        <w:ind w:left="720"/>
+      </w:pPr>
+      <w:r>
+        <w:rPr>
+          <w:lang w:val="fr_FR" w:bidi="fr_FR"/>
+        </w:rPr>
+      </w:r>
+      <w:r>
+        <w:rPr>
+          <w:lang w:val="fr_FR" w:bidi="fr_FR"/>
+        </w:rPr>
+        <w:t>Ésaïe 31.1–2</w:t>
+      </w:r>
+    </w:p>
+    <w:p>
+      <w:pPr>
+        <w:pStyle w:val="ListBullet"/>
+        <w:spacing w:line="240" w:lineRule="auto"/>
+        <w:ind w:left="720"/>
+      </w:pPr>
+      <w:r>
+        <w:rPr>
+          <w:lang w:val="fr_FR" w:bidi="fr_FR"/>
+        </w:rPr>
+      </w:r>
+      <w:r>
+        <w:rPr>
+          <w:lang w:val="fr_FR" w:bidi="fr_FR"/>
+        </w:rPr>
+        <w:t>Néhémie 13.13</w:t>
+      </w:r>
+    </w:p>
+    <w:p>
+      <w:pPr>
+        <w:pStyle w:val="ListBullet"/>
+        <w:spacing w:line="240" w:lineRule="auto"/>
+        <w:ind w:left="720"/>
+      </w:pPr>
+      <w:r>
+        <w:rPr>
+          <w:lang w:val="fr_FR" w:bidi="fr_FR"/>
+        </w:rPr>
+      </w:r>
+      <w:r>
+        <w:rPr>
+          <w:lang w:val="fr_FR" w:bidi="fr_FR"/>
+        </w:rPr>
+        <w:t>Psaume 31.7</w:t>
+      </w:r>
+    </w:p>
+    <w:p>
+      <w:pPr>
+        <w:pStyle w:val="ListBullet"/>
+        <w:spacing w:line="240" w:lineRule="auto"/>
+        <w:ind w:left="720"/>
+      </w:pPr>
+      <w:r>
+        <w:rPr>
+          <w:lang w:val="fr_FR" w:bidi="fr_FR"/>
+        </w:rPr>
+      </w:r>
+      <w:r>
+        <w:rPr>
+          <w:lang w:val="fr_FR" w:bidi="fr_FR"/>
+        </w:rPr>
+        <w:t>Tite 3.8</w:t>
+      </w:r>
     </w:p>
     <w:p>
       <w:pPr>
@@ -13501,138 +13441,102 @@
           <w:lang w:val="fr_FR" w:bidi="fr_FR"/>
         </w:rPr>
       </w:r>
-      <w:hyperlink r:id="rId23">
-        <w:r>
-          <w:rPr>
-            <w:lang w:val="fr_FR" w:bidi="fr_FR"/>
-          </w:rPr>
-          <w:rPr>
-            <w:color w:val="0000EE"/>
-            <w:u w:val="single"/>
-          </w:rPr>
-          <w:t>1 Timothée 1.19</w:t>
-        </w:r>
-      </w:hyperlink>
-    </w:p>
-    <w:p>
-      <w:pPr>
-        <w:pStyle w:val="ListBullet"/>
-        <w:spacing w:line="240" w:lineRule="auto"/>
-        <w:ind w:left="720"/>
-      </w:pPr>
-      <w:r>
-        <w:rPr>
-          <w:lang w:val="fr_FR" w:bidi="fr_FR"/>
-        </w:rPr>
-      </w:r>
-      <w:hyperlink r:id="rId24">
-        <w:r>
-          <w:rPr>
-            <w:lang w:val="fr_FR" w:bidi="fr_FR"/>
-          </w:rPr>
-          <w:rPr>
-            <w:color w:val="0000EE"/>
-            <w:u w:val="single"/>
-          </w:rPr>
-          <w:t>1 Timothée 3.9</w:t>
-        </w:r>
-      </w:hyperlink>
-    </w:p>
-    <w:p>
-      <w:pPr>
-        <w:pStyle w:val="ListBullet"/>
-        <w:spacing w:line="240" w:lineRule="auto"/>
-        <w:ind w:left="720"/>
-      </w:pPr>
-      <w:r>
-        <w:rPr>
-          <w:lang w:val="fr_FR" w:bidi="fr_FR"/>
-        </w:rPr>
-      </w:r>
-      <w:hyperlink r:id="rId25">
-        <w:r>
-          <w:rPr>
-            <w:lang w:val="fr_FR" w:bidi="fr_FR"/>
-          </w:rPr>
-          <w:rPr>
-            <w:color w:val="0000EE"/>
-            <w:u w:val="single"/>
-          </w:rPr>
-          <w:t>2 Corinthiens 5.11</w:t>
-        </w:r>
-      </w:hyperlink>
-    </w:p>
-    <w:p>
-      <w:pPr>
-        <w:pStyle w:val="ListBullet"/>
-        <w:spacing w:line="240" w:lineRule="auto"/>
-        <w:ind w:left="720"/>
-      </w:pPr>
-      <w:r>
-        <w:rPr>
-          <w:lang w:val="fr_FR" w:bidi="fr_FR"/>
-        </w:rPr>
-      </w:r>
-      <w:hyperlink r:id="rId26">
-        <w:r>
-          <w:rPr>
-            <w:lang w:val="fr_FR" w:bidi="fr_FR"/>
-          </w:rPr>
-          <w:rPr>
-            <w:color w:val="0000EE"/>
-            <w:u w:val="single"/>
-          </w:rPr>
-          <w:t>2 Timothée 1.3</w:t>
-        </w:r>
-      </w:hyperlink>
-    </w:p>
-    <w:p>
-      <w:pPr>
-        <w:pStyle w:val="ListBullet"/>
-        <w:spacing w:line="240" w:lineRule="auto"/>
-        <w:ind w:left="720"/>
-      </w:pPr>
-      <w:r>
-        <w:rPr>
-          <w:lang w:val="fr_FR" w:bidi="fr_FR"/>
-        </w:rPr>
-      </w:r>
-      <w:hyperlink r:id="rId27">
-        <w:r>
-          <w:rPr>
-            <w:lang w:val="fr_FR" w:bidi="fr_FR"/>
-          </w:rPr>
-          <w:rPr>
-            <w:color w:val="0000EE"/>
-            <w:u w:val="single"/>
-          </w:rPr>
-          <w:t>Romains 9.1</w:t>
-        </w:r>
-      </w:hyperlink>
-    </w:p>
-    <w:p>
-      <w:pPr>
-        <w:pStyle w:val="ListBullet"/>
-        <w:spacing w:line="240" w:lineRule="auto"/>
-        <w:ind w:left="720"/>
-      </w:pPr>
-      <w:r>
-        <w:rPr>
-          <w:lang w:val="fr_FR" w:bidi="fr_FR"/>
-        </w:rPr>
-      </w:r>
-      <w:hyperlink r:id="rId28">
-        <w:r>
-          <w:rPr>
-            <w:lang w:val="fr_FR" w:bidi="fr_FR"/>
-          </w:rPr>
-          <w:rPr>
-            <w:color w:val="0000EE"/>
-            <w:u w:val="single"/>
-          </w:rPr>
-          <w:t>Tite 1.15–16</w:t>
-        </w:r>
-      </w:hyperlink>
+      <w:r>
+        <w:rPr>
+          <w:lang w:val="fr_FR" w:bidi="fr_FR"/>
+        </w:rPr>
+        <w:t>1 Timothée 1.19</w:t>
+      </w:r>
+    </w:p>
+    <w:p>
+      <w:pPr>
+        <w:pStyle w:val="ListBullet"/>
+        <w:spacing w:line="240" w:lineRule="auto"/>
+        <w:ind w:left="720"/>
+      </w:pPr>
+      <w:r>
+        <w:rPr>
+          <w:lang w:val="fr_FR" w:bidi="fr_FR"/>
+        </w:rPr>
+      </w:r>
+      <w:r>
+        <w:rPr>
+          <w:lang w:val="fr_FR" w:bidi="fr_FR"/>
+        </w:rPr>
+        <w:t>1 Timothée 3.9</w:t>
+      </w:r>
+    </w:p>
+    <w:p>
+      <w:pPr>
+        <w:pStyle w:val="ListBullet"/>
+        <w:spacing w:line="240" w:lineRule="auto"/>
+        <w:ind w:left="720"/>
+      </w:pPr>
+      <w:r>
+        <w:rPr>
+          <w:lang w:val="fr_FR" w:bidi="fr_FR"/>
+        </w:rPr>
+      </w:r>
+      <w:r>
+        <w:rPr>
+          <w:lang w:val="fr_FR" w:bidi="fr_FR"/>
+        </w:rPr>
+        <w:t>2 Corinthiens 5.11</w:t>
+      </w:r>
+    </w:p>
+    <w:p>
+      <w:pPr>
+        <w:pStyle w:val="ListBullet"/>
+        <w:spacing w:line="240" w:lineRule="auto"/>
+        <w:ind w:left="720"/>
+      </w:pPr>
+      <w:r>
+        <w:rPr>
+          <w:lang w:val="fr_FR" w:bidi="fr_FR"/>
+        </w:rPr>
+      </w:r>
+      <w:r>
+        <w:rPr>
+          <w:lang w:val="fr_FR" w:bidi="fr_FR"/>
+        </w:rPr>
+        <w:t>2 Timothée 1.3</w:t>
+      </w:r>
+    </w:p>
+    <w:p>
+      <w:pPr>
+        <w:pStyle w:val="ListBullet"/>
+        <w:spacing w:line="240" w:lineRule="auto"/>
+        <w:ind w:left="720"/>
+      </w:pPr>
+      <w:r>
+        <w:rPr>
+          <w:lang w:val="fr_FR" w:bidi="fr_FR"/>
+        </w:rPr>
+      </w:r>
+      <w:r>
+        <w:rPr>
+          <w:lang w:val="fr_FR" w:bidi="fr_FR"/>
+        </w:rPr>
+        <w:t>Romains 9.1</w:t>
+      </w:r>
+    </w:p>
+    <w:p>
+      <w:pPr>
+        <w:pStyle w:val="ListBullet"/>
+        <w:spacing w:line="240" w:lineRule="auto"/>
+        <w:ind w:left="720"/>
+      </w:pPr>
+      <w:r>
+        <w:rPr>
+          <w:lang w:val="fr_FR" w:bidi="fr_FR"/>
+        </w:rPr>
+      </w:r>
+      <w:r>
+        <w:rPr>
+          <w:lang w:val="fr_FR" w:bidi="fr_FR"/>
+        </w:rPr>
+        <w:t>Tite 1.15–16</w:t>
+      </w:r>
     </w:p>
     <w:p>
       <w:pPr>
@@ -16180,90 +16084,66 @@
           <w:lang w:val="fr_FR" w:bidi="fr_FR"/>
         </w:rPr>
       </w:r>
-      <w:hyperlink r:id="rId29">
-        <w:r>
-          <w:rPr>
-            <w:lang w:val="fr_FR" w:bidi="fr_FR"/>
-          </w:rPr>
-          <w:rPr>
-            <w:color w:val="0000EE"/>
-            <w:u w:val="single"/>
-          </w:rPr>
-          <w:t>Actes 2.11</w:t>
-        </w:r>
-      </w:hyperlink>
-    </w:p>
-    <w:p>
-      <w:pPr>
-        <w:pStyle w:val="ListBullet"/>
-        <w:spacing w:line="240" w:lineRule="auto"/>
-        <w:ind w:left="720"/>
-      </w:pPr>
-      <w:r>
-        <w:rPr>
-          <w:lang w:val="fr_FR" w:bidi="fr_FR"/>
-        </w:rPr>
-      </w:r>
-      <w:hyperlink r:id="rId30">
-        <w:r>
-          <w:rPr>
-            <w:lang w:val="fr_FR" w:bidi="fr_FR"/>
-          </w:rPr>
-          <w:rPr>
-            <w:color w:val="0000EE"/>
-            <w:u w:val="single"/>
-          </w:rPr>
-          <w:t>Actes 27.8</w:t>
-        </w:r>
-      </w:hyperlink>
-    </w:p>
-    <w:p>
-      <w:pPr>
-        <w:pStyle w:val="ListBullet"/>
-        <w:spacing w:line="240" w:lineRule="auto"/>
-        <w:ind w:left="720"/>
-      </w:pPr>
-      <w:r>
-        <w:rPr>
-          <w:lang w:val="fr_FR" w:bidi="fr_FR"/>
-        </w:rPr>
-      </w:r>
-      <w:hyperlink r:id="rId31">
-        <w:r>
-          <w:rPr>
-            <w:lang w:val="fr_FR" w:bidi="fr_FR"/>
-          </w:rPr>
-          <w:rPr>
-            <w:color w:val="0000EE"/>
-            <w:u w:val="single"/>
-          </w:rPr>
-          <w:t>Amos 9.7–8</w:t>
-        </w:r>
-      </w:hyperlink>
-    </w:p>
-    <w:p>
-      <w:pPr>
-        <w:pStyle w:val="ListBullet"/>
-        <w:spacing w:line="240" w:lineRule="auto"/>
-        <w:ind w:left="720"/>
-      </w:pPr>
-      <w:r>
-        <w:rPr>
-          <w:lang w:val="fr_FR" w:bidi="fr_FR"/>
-        </w:rPr>
-      </w:r>
-      <w:hyperlink r:id="rId32">
-        <w:r>
-          <w:rPr>
-            <w:lang w:val="fr_FR" w:bidi="fr_FR"/>
-          </w:rPr>
-          <w:rPr>
-            <w:color w:val="0000EE"/>
-            <w:u w:val="single"/>
-          </w:rPr>
-          <w:t>Tite 1.12</w:t>
-        </w:r>
-      </w:hyperlink>
+      <w:r>
+        <w:rPr>
+          <w:lang w:val="fr_FR" w:bidi="fr_FR"/>
+        </w:rPr>
+        <w:t>Actes 2.11</w:t>
+      </w:r>
+    </w:p>
+    <w:p>
+      <w:pPr>
+        <w:pStyle w:val="ListBullet"/>
+        <w:spacing w:line="240" w:lineRule="auto"/>
+        <w:ind w:left="720"/>
+      </w:pPr>
+      <w:r>
+        <w:rPr>
+          <w:lang w:val="fr_FR" w:bidi="fr_FR"/>
+        </w:rPr>
+      </w:r>
+      <w:r>
+        <w:rPr>
+          <w:lang w:val="fr_FR" w:bidi="fr_FR"/>
+        </w:rPr>
+        <w:t>Actes 27.8</w:t>
+      </w:r>
+    </w:p>
+    <w:p>
+      <w:pPr>
+        <w:pStyle w:val="ListBullet"/>
+        <w:spacing w:line="240" w:lineRule="auto"/>
+        <w:ind w:left="720"/>
+      </w:pPr>
+      <w:r>
+        <w:rPr>
+          <w:lang w:val="fr_FR" w:bidi="fr_FR"/>
+        </w:rPr>
+      </w:r>
+      <w:r>
+        <w:rPr>
+          <w:lang w:val="fr_FR" w:bidi="fr_FR"/>
+        </w:rPr>
+        <w:t>Amos 9.7–8</w:t>
+      </w:r>
+    </w:p>
+    <w:p>
+      <w:pPr>
+        <w:pStyle w:val="ListBullet"/>
+        <w:spacing w:line="240" w:lineRule="auto"/>
+        <w:ind w:left="720"/>
+      </w:pPr>
+      <w:r>
+        <w:rPr>
+          <w:lang w:val="fr_FR" w:bidi="fr_FR"/>
+        </w:rPr>
+      </w:r>
+      <w:r>
+        <w:rPr>
+          <w:lang w:val="fr_FR" w:bidi="fr_FR"/>
+        </w:rPr>
+        <w:t>Tite 1.12</w:t>
+      </w:r>
     </w:p>
     <w:p>
       <w:pPr>
@@ -16406,36 +16286,24 @@
         </w:rPr>
         <w:t xml:space="preserve">Les termes « crier » et « cri(s) » apparaissent souvent dans des contextes de tristesse, de lamentation ou de détresse, ou des contextes portant sur l'injustice. Il y a cependant également de nombreux passages qui parlent de « cris de joie » ou de « cris d'allégresse » (voir par exemple </w:t>
       </w:r>
-      <w:hyperlink r:id="rId33">
-        <w:r>
-          <w:rPr>
-            <w:lang w:val="fr_FR" w:bidi="fr_FR"/>
-          </w:rPr>
-          <w:rPr>
-            <w:color w:val="0000EE"/>
-            <w:u w:val="single"/>
-          </w:rPr>
-          <w:t>Psaume 126.2</w:t>
-        </w:r>
-      </w:hyperlink>
+      <w:r>
+        <w:rPr>
+          <w:lang w:val="fr_FR" w:bidi="fr_FR"/>
+        </w:rPr>
+        <w:t>Psaume 126.2</w:t>
+      </w:r>
       <w:r>
         <w:rPr>
           <w:lang w:val="fr_FR" w:bidi="fr_FR"/>
         </w:rPr>
         <w:t xml:space="preserve"> et </w:t>
       </w:r>
-      <w:hyperlink r:id="rId34">
-        <w:r>
-          <w:rPr>
-            <w:lang w:val="fr_FR" w:bidi="fr_FR"/>
-          </w:rPr>
-          <w:rPr>
-            <w:color w:val="0000EE"/>
-            <w:u w:val="single"/>
-          </w:rPr>
-          <w:t>Job 8.21</w:t>
-        </w:r>
-      </w:hyperlink>
+      <w:r>
+        <w:rPr>
+          <w:lang w:val="fr_FR" w:bidi="fr_FR"/>
+        </w:rPr>
+        <w:t>Job 8.21</w:t>
+      </w:r>
       <w:r>
         <w:rPr>
           <w:lang w:val="fr_FR" w:bidi="fr_FR"/>
@@ -16460,36 +16328,24 @@
         </w:rPr>
         <w:t xml:space="preserve">Le terme « cri » peut aussi apparaître dans des contextes guerriers (« cri de guerre », voir verset 15 dans </w:t>
       </w:r>
-      <w:hyperlink r:id="rId35">
-        <w:r>
-          <w:rPr>
-            <w:lang w:val="fr_FR" w:bidi="fr_FR"/>
-          </w:rPr>
-          <w:rPr>
-            <w:color w:val="0000EE"/>
-            <w:u w:val="single"/>
-          </w:rPr>
-          <w:t>2 Chroniques 13.13–19)</w:t>
-        </w:r>
-      </w:hyperlink>
+      <w:r>
+        <w:rPr>
+          <w:lang w:val="fr_FR" w:bidi="fr_FR"/>
+        </w:rPr>
+        <w:t>2 Chroniques 13.13–19)</w:t>
+      </w:r>
       <w:r>
         <w:rPr>
           <w:lang w:val="fr_FR" w:bidi="fr_FR"/>
         </w:rPr>
         <w:t xml:space="preserve"> ou « cri de vainqueurs/vaincus », voir verset 18 dans </w:t>
       </w:r>
-      <w:hyperlink r:id="rId36">
-        <w:r>
-          <w:rPr>
-            <w:lang w:val="fr_FR" w:bidi="fr_FR"/>
-          </w:rPr>
-          <w:rPr>
-            <w:color w:val="0000EE"/>
-            <w:u w:val="single"/>
-          </w:rPr>
-          <w:t>Exode 32.15–20</w:t>
-        </w:r>
-      </w:hyperlink>
+      <w:r>
+        <w:rPr>
+          <w:lang w:val="fr_FR" w:bidi="fr_FR"/>
+        </w:rPr>
+        <w:t>Exode 32.15–20</w:t>
+      </w:r>
       <w:r>
         <w:rPr>
           <w:lang w:val="fr_FR" w:bidi="fr_FR"/>
@@ -16610,90 +16466,66 @@
           <w:lang w:val="fr_FR" w:bidi="fr_FR"/>
         </w:rPr>
       </w:r>
-      <w:hyperlink r:id="rId37">
-        <w:r>
-          <w:rPr>
-            <w:lang w:val="fr_FR" w:bidi="fr_FR"/>
-          </w:rPr>
-          <w:rPr>
-            <w:color w:val="0000EE"/>
-            <w:u w:val="single"/>
-          </w:rPr>
-          <w:t>Job 27.9</w:t>
-        </w:r>
-      </w:hyperlink>
-    </w:p>
-    <w:p>
-      <w:pPr>
-        <w:pStyle w:val="ListBullet"/>
-        <w:spacing w:line="240" w:lineRule="auto"/>
-        <w:ind w:left="720"/>
-      </w:pPr>
-      <w:r>
-        <w:rPr>
-          <w:lang w:val="fr_FR" w:bidi="fr_FR"/>
-        </w:rPr>
-      </w:r>
-      <w:hyperlink r:id="rId38">
-        <w:r>
-          <w:rPr>
-            <w:lang w:val="fr_FR" w:bidi="fr_FR"/>
-          </w:rPr>
-          <w:rPr>
-            <w:color w:val="0000EE"/>
-            <w:u w:val="single"/>
-          </w:rPr>
-          <w:t>Marc 5.5–6</w:t>
-        </w:r>
-      </w:hyperlink>
-    </w:p>
-    <w:p>
-      <w:pPr>
-        <w:pStyle w:val="ListBullet"/>
-        <w:spacing w:line="240" w:lineRule="auto"/>
-        <w:ind w:left="720"/>
-      </w:pPr>
-      <w:r>
-        <w:rPr>
-          <w:lang w:val="fr_FR" w:bidi="fr_FR"/>
-        </w:rPr>
-      </w:r>
-      <w:hyperlink r:id="rId39">
-        <w:r>
-          <w:rPr>
-            <w:lang w:val="fr_FR" w:bidi="fr_FR"/>
-          </w:rPr>
-          <w:rPr>
-            <w:color w:val="0000EE"/>
-            <w:u w:val="single"/>
-          </w:rPr>
-          <w:t>Marc 6.48–50</w:t>
-        </w:r>
-      </w:hyperlink>
-    </w:p>
-    <w:p>
-      <w:pPr>
-        <w:pStyle w:val="ListBullet"/>
-        <w:spacing w:line="240" w:lineRule="auto"/>
-        <w:ind w:left="720"/>
-      </w:pPr>
-      <w:r>
-        <w:rPr>
-          <w:lang w:val="fr_FR" w:bidi="fr_FR"/>
-        </w:rPr>
-      </w:r>
-      <w:hyperlink r:id="rId40">
-        <w:r>
-          <w:rPr>
-            <w:lang w:val="fr_FR" w:bidi="fr_FR"/>
-          </w:rPr>
-          <w:rPr>
-            <w:color w:val="0000EE"/>
-            <w:u w:val="single"/>
-          </w:rPr>
-          <w:t>Psaume 22.1–2</w:t>
-        </w:r>
-      </w:hyperlink>
+      <w:r>
+        <w:rPr>
+          <w:lang w:val="fr_FR" w:bidi="fr_FR"/>
+        </w:rPr>
+        <w:t>Job 27.9</w:t>
+      </w:r>
+    </w:p>
+    <w:p>
+      <w:pPr>
+        <w:pStyle w:val="ListBullet"/>
+        <w:spacing w:line="240" w:lineRule="auto"/>
+        <w:ind w:left="720"/>
+      </w:pPr>
+      <w:r>
+        <w:rPr>
+          <w:lang w:val="fr_FR" w:bidi="fr_FR"/>
+        </w:rPr>
+      </w:r>
+      <w:r>
+        <w:rPr>
+          <w:lang w:val="fr_FR" w:bidi="fr_FR"/>
+        </w:rPr>
+        <w:t>Marc 5.5–6</w:t>
+      </w:r>
+    </w:p>
+    <w:p>
+      <w:pPr>
+        <w:pStyle w:val="ListBullet"/>
+        <w:spacing w:line="240" w:lineRule="auto"/>
+        <w:ind w:left="720"/>
+      </w:pPr>
+      <w:r>
+        <w:rPr>
+          <w:lang w:val="fr_FR" w:bidi="fr_FR"/>
+        </w:rPr>
+      </w:r>
+      <w:r>
+        <w:rPr>
+          <w:lang w:val="fr_FR" w:bidi="fr_FR"/>
+        </w:rPr>
+        <w:t>Marc 6.48–50</w:t>
+      </w:r>
+    </w:p>
+    <w:p>
+      <w:pPr>
+        <w:pStyle w:val="ListBullet"/>
+        <w:spacing w:line="240" w:lineRule="auto"/>
+        <w:ind w:left="720"/>
+      </w:pPr>
+      <w:r>
+        <w:rPr>
+          <w:lang w:val="fr_FR" w:bidi="fr_FR"/>
+        </w:rPr>
+      </w:r>
+      <w:r>
+        <w:rPr>
+          <w:lang w:val="fr_FR" w:bidi="fr_FR"/>
+        </w:rPr>
+        <w:t>Psaume 22.1–2</w:t>
+      </w:r>
     </w:p>
     <w:p>
       <w:pPr>
@@ -18354,138 +18186,102 @@
           <w:lang w:val="fr_FR" w:bidi="fr_FR"/>
         </w:rPr>
       </w:r>
-      <w:hyperlink r:id="rId41">
-        <w:r>
-          <w:rPr>
-            <w:lang w:val="fr_FR" w:bidi="fr_FR"/>
-          </w:rPr>
-          <w:rPr>
-            <w:color w:val="0000EE"/>
-            <w:u w:val="single"/>
-          </w:rPr>
-          <w:t>Actes 11.19–21</w:t>
-        </w:r>
-      </w:hyperlink>
-    </w:p>
-    <w:p>
-      <w:pPr>
-        <w:pStyle w:val="ListBullet"/>
-        <w:spacing w:line="240" w:lineRule="auto"/>
-        <w:ind w:left="720"/>
-      </w:pPr>
-      <w:r>
-        <w:rPr>
-          <w:lang w:val="fr_FR" w:bidi="fr_FR"/>
-        </w:rPr>
-      </w:r>
-      <w:hyperlink r:id="rId42">
-        <w:r>
-          <w:rPr>
-            <w:lang w:val="fr_FR" w:bidi="fr_FR"/>
-          </w:rPr>
-          <w:rPr>
-            <w:color w:val="0000EE"/>
-            <w:u w:val="single"/>
-          </w:rPr>
-          <w:t>Genèse 6.14</w:t>
-        </w:r>
-      </w:hyperlink>
-    </w:p>
-    <w:p>
-      <w:pPr>
-        <w:pStyle w:val="ListBullet"/>
-        <w:spacing w:line="240" w:lineRule="auto"/>
-        <w:ind w:left="720"/>
-      </w:pPr>
-      <w:r>
-        <w:rPr>
-          <w:lang w:val="fr_FR" w:bidi="fr_FR"/>
-        </w:rPr>
-      </w:r>
-      <w:hyperlink r:id="rId43">
-        <w:r>
-          <w:rPr>
-            <w:lang w:val="fr_FR" w:bidi="fr_FR"/>
-          </w:rPr>
-          <w:rPr>
-            <w:color w:val="0000EE"/>
-            <w:u w:val="single"/>
-          </w:rPr>
-          <w:t>Osée 14.8</w:t>
-        </w:r>
-      </w:hyperlink>
-    </w:p>
-    <w:p>
-      <w:pPr>
-        <w:pStyle w:val="ListBullet"/>
-        <w:spacing w:line="240" w:lineRule="auto"/>
-        <w:ind w:left="720"/>
-      </w:pPr>
-      <w:r>
-        <w:rPr>
-          <w:lang w:val="fr_FR" w:bidi="fr_FR"/>
-        </w:rPr>
-      </w:r>
-      <w:hyperlink r:id="rId44">
-        <w:r>
-          <w:rPr>
-            <w:lang w:val="fr_FR" w:bidi="fr_FR"/>
-          </w:rPr>
-          <w:rPr>
-            <w:color w:val="0000EE"/>
-            <w:u w:val="single"/>
-          </w:rPr>
-          <w:t>Ésaïe 44.14</w:t>
-        </w:r>
-      </w:hyperlink>
-    </w:p>
-    <w:p>
-      <w:pPr>
-        <w:pStyle w:val="ListBullet"/>
-        <w:spacing w:line="240" w:lineRule="auto"/>
-        <w:ind w:left="720"/>
-      </w:pPr>
-      <w:r>
-        <w:rPr>
-          <w:lang w:val="fr_FR" w:bidi="fr_FR"/>
-        </w:rPr>
-      </w:r>
-      <w:hyperlink r:id="rId45">
-        <w:r>
-          <w:rPr>
-            <w:lang w:val="fr_FR" w:bidi="fr_FR"/>
-          </w:rPr>
-          <w:rPr>
-            <w:color w:val="0000EE"/>
-            <w:u w:val="single"/>
-          </w:rPr>
-          <w:t>Ésaïe 60.13</w:t>
-        </w:r>
-      </w:hyperlink>
-    </w:p>
-    <w:p>
-      <w:pPr>
-        <w:pStyle w:val="ListBullet"/>
-        <w:spacing w:line="240" w:lineRule="auto"/>
-        <w:ind w:left="720"/>
-      </w:pPr>
-      <w:r>
-        <w:rPr>
-          <w:lang w:val="fr_FR" w:bidi="fr_FR"/>
-        </w:rPr>
-      </w:r>
-      <w:hyperlink r:id="rId46">
-        <w:r>
-          <w:rPr>
-            <w:lang w:val="fr_FR" w:bidi="fr_FR"/>
-          </w:rPr>
-          <w:rPr>
-            <w:color w:val="0000EE"/>
-            <w:u w:val="single"/>
-          </w:rPr>
-          <w:t>Zacharie 11.2</w:t>
-        </w:r>
-      </w:hyperlink>
+      <w:r>
+        <w:rPr>
+          <w:lang w:val="fr_FR" w:bidi="fr_FR"/>
+        </w:rPr>
+        <w:t>Actes 11.19–21</w:t>
+      </w:r>
+    </w:p>
+    <w:p>
+      <w:pPr>
+        <w:pStyle w:val="ListBullet"/>
+        <w:spacing w:line="240" w:lineRule="auto"/>
+        <w:ind w:left="720"/>
+      </w:pPr>
+      <w:r>
+        <w:rPr>
+          <w:lang w:val="fr_FR" w:bidi="fr_FR"/>
+        </w:rPr>
+      </w:r>
+      <w:r>
+        <w:rPr>
+          <w:lang w:val="fr_FR" w:bidi="fr_FR"/>
+        </w:rPr>
+        <w:t>Genèse 6.14</w:t>
+      </w:r>
+    </w:p>
+    <w:p>
+      <w:pPr>
+        <w:pStyle w:val="ListBullet"/>
+        <w:spacing w:line="240" w:lineRule="auto"/>
+        <w:ind w:left="720"/>
+      </w:pPr>
+      <w:r>
+        <w:rPr>
+          <w:lang w:val="fr_FR" w:bidi="fr_FR"/>
+        </w:rPr>
+      </w:r>
+      <w:r>
+        <w:rPr>
+          <w:lang w:val="fr_FR" w:bidi="fr_FR"/>
+        </w:rPr>
+        <w:t>Osée 14.8</w:t>
+      </w:r>
+    </w:p>
+    <w:p>
+      <w:pPr>
+        <w:pStyle w:val="ListBullet"/>
+        <w:spacing w:line="240" w:lineRule="auto"/>
+        <w:ind w:left="720"/>
+      </w:pPr>
+      <w:r>
+        <w:rPr>
+          <w:lang w:val="fr_FR" w:bidi="fr_FR"/>
+        </w:rPr>
+      </w:r>
+      <w:r>
+        <w:rPr>
+          <w:lang w:val="fr_FR" w:bidi="fr_FR"/>
+        </w:rPr>
+        <w:t>Ésaïe 44.14</w:t>
+      </w:r>
+    </w:p>
+    <w:p>
+      <w:pPr>
+        <w:pStyle w:val="ListBullet"/>
+        <w:spacing w:line="240" w:lineRule="auto"/>
+        <w:ind w:left="720"/>
+      </w:pPr>
+      <w:r>
+        <w:rPr>
+          <w:lang w:val="fr_FR" w:bidi="fr_FR"/>
+        </w:rPr>
+      </w:r>
+      <w:r>
+        <w:rPr>
+          <w:lang w:val="fr_FR" w:bidi="fr_FR"/>
+        </w:rPr>
+        <w:t>Ésaïe 60.13</w:t>
+      </w:r>
+    </w:p>
+    <w:p>
+      <w:pPr>
+        <w:pStyle w:val="ListBullet"/>
+        <w:spacing w:line="240" w:lineRule="auto"/>
+        <w:ind w:left="720"/>
+      </w:pPr>
+      <w:r>
+        <w:rPr>
+          <w:lang w:val="fr_FR" w:bidi="fr_FR"/>
+        </w:rPr>
+      </w:r>
+      <w:r>
+        <w:rPr>
+          <w:lang w:val="fr_FR" w:bidi="fr_FR"/>
+        </w:rPr>
+        <w:t>Zacharie 11.2</w:t>
+      </w:r>
     </w:p>
     <w:p>
       <w:pPr>
